--- a/public/templates/drug-loft/tender/TECHNICAL SPECIFICATIONS.docx
+++ b/public/templates/drug-loft/tender/TECHNICAL SPECIFICATIONS.docx
@@ -1249,7 +1249,7 @@
         <w:b/>
         <w:bCs/>
       </w:rPr>
-      <w:t xml:space="preserve">         SUPPLY OF </w:t>
+      <w:t xml:space="preserve">         {{titleUpper}}</w:t>
     </w:r>
     <w:r>
       <w:rPr>
@@ -1257,7 +1257,7 @@
         <w:b/>
         <w:bCs/>
       </w:rPr>
-      <w:t xml:space="preserve">HOSPITAL BEDS AND EXAMINATION TABLES </w:t>
+      <w:t xml:space="preserve"> </w:t>
     </w:r>
   </w:p>
   <w:p>
